--- a/ALL_FILES/module-04-cells-practice-quiz.docx
+++ b/ALL_FILES/module-04-cells-practice-quiz.docx
@@ -24,9 +24,6 @@
       </w:r>
       <w:r>
         <w:t>Which statement is part of cell theory?</w:t>
-      </w:r>
-      <w:r>
-        <w:br/>
       </w:r>
       <w:r>
         <w:br/>
@@ -104,9 +101,6 @@
         <w:br/>
       </w:r>
       <w:r>
-        <w:br/>
-      </w:r>
-      <w:r>
         <w:t>A. Only prokaryotes contain DNA.</w:t>
       </w:r>
     </w:p>
@@ -179,9 +173,6 @@
         <w:br/>
       </w:r>
       <w:r>
-        <w:br/>
-      </w:r>
-      <w:r>
         <w:t>A. has a high demand for usable energy</w:t>
       </w:r>
     </w:p>
@@ -249,9 +240,6 @@
       </w:r>
       <w:r>
         <w:t>Which structure would you find in a plant cell but not an animal cell?</w:t>
-      </w:r>
-      <w:r>
-        <w:br/>
       </w:r>
       <w:r>
         <w:br/>

--- a/ALL_FILES/module-04-cells-practice-quiz.docx
+++ b/ALL_FILES/module-04-cells-practice-quiz.docx
@@ -16,288 +16,336 @@
       </w:r>
     </w:p>
     <w:p>
+      <w:pPr>
+        <w:keepNext/>
+        <w:keepLines/>
+      </w:pPr>
       <w:r>
-        <w:t xml:space="preserve">• </w:t>
-      </w:r>
-      <w:r>
-        <w:br/>
+        <w:t xml:space="preserve">1. </w:t>
       </w:r>
       <w:r>
         <w:t>Which statement is part of cell theory?</w:t>
       </w:r>
+    </w:p>
+    <w:p>
+      <w:pPr>
+        <w:keepNext/>
+        <w:keepLines/>
+      </w:pPr>
       <w:r>
-        <w:br/>
+        <w:t xml:space="preserve">• </w:t>
       </w:r>
       <w:r>
         <w:t>A. Cells arise only from nonliving matter.</w:t>
       </w:r>
     </w:p>
     <w:p>
+      <w:pPr>
+        <w:keepNext/>
+        <w:keepLines/>
+      </w:pPr>
       <w:r>
         <w:t xml:space="preserve">• </w:t>
-      </w:r>
-      <w:r>
-        <w:br/>
       </w:r>
       <w:r>
         <w:t>B. All organisms are made of cells, and cells come from existing cells.</w:t>
       </w:r>
     </w:p>
     <w:p>
+      <w:pPr>
+        <w:keepNext/>
+        <w:keepLines/>
+      </w:pPr>
       <w:r>
         <w:t xml:space="preserve">• </w:t>
-      </w:r>
-      <w:r>
-        <w:br/>
       </w:r>
       <w:r>
         <w:t>C. Cells are larger than the organisms they build.</w:t>
       </w:r>
     </w:p>
     <w:p>
+      <w:pPr>
+        <w:keepNext/>
+        <w:keepLines/>
+      </w:pPr>
       <w:r>
         <w:t xml:space="preserve">• </w:t>
-      </w:r>
-      <w:r>
-        <w:br/>
       </w:r>
       <w:r>
         <w:t>D. Only animals are made of cells.</w:t>
       </w:r>
     </w:p>
     <w:p>
+      <w:pPr>
+        <w:keepNext/>
+        <w:keepLines/>
+      </w:pPr>
       <w:r>
         <w:t xml:space="preserve">• </w:t>
-      </w:r>
-      <w:r>
-        <w:br/>
       </w:r>
       <w:r>
         <w:t>Answer: B</w:t>
       </w:r>
     </w:p>
     <w:p>
+      <w:pPr>
+        <w:keepNext w:val="0"/>
+        <w:keepLines/>
+      </w:pPr>
       <w:r>
         <w:t xml:space="preserve">• </w:t>
-      </w:r>
-      <w:r>
-        <w:br/>
       </w:r>
       <w:r>
         <w:t>Why: Cell theory states that organisms are made of cells and that cells arise from pre-existing cells.</w:t>
       </w:r>
     </w:p>
     <w:p>
+      <w:pPr>
+        <w:keepNext/>
+        <w:keepLines/>
+      </w:pPr>
       <w:r>
-        <w:t xml:space="preserve">• </w:t>
-      </w:r>
-      <w:r>
-        <w:br/>
+        <w:t xml:space="preserve">2. </w:t>
       </w:r>
       <w:r>
         <w:t>What is the clearest structural difference between a prokaryotic and a eukaryotic cell?</w:t>
       </w:r>
+    </w:p>
+    <w:p>
+      <w:pPr>
+        <w:keepNext/>
+        <w:keepLines/>
+      </w:pPr>
       <w:r>
-        <w:br/>
+        <w:t xml:space="preserve">• </w:t>
       </w:r>
       <w:r>
         <w:t>A. Only prokaryotes contain DNA.</w:t>
       </w:r>
     </w:p>
     <w:p>
+      <w:pPr>
+        <w:keepNext/>
+        <w:keepLines/>
+      </w:pPr>
       <w:r>
         <w:t xml:space="preserve">• </w:t>
-      </w:r>
-      <w:r>
-        <w:br/>
       </w:r>
       <w:r>
         <w:t>B. Only eukaryotes are alive.</w:t>
       </w:r>
     </w:p>
     <w:p>
+      <w:pPr>
+        <w:keepNext/>
+        <w:keepLines/>
+      </w:pPr>
       <w:r>
         <w:t xml:space="preserve">• </w:t>
-      </w:r>
-      <w:r>
-        <w:br/>
       </w:r>
       <w:r>
         <w:t>C. Prokaryotes are always larger.</w:t>
       </w:r>
     </w:p>
     <w:p>
+      <w:pPr>
+        <w:keepNext/>
+        <w:keepLines/>
+      </w:pPr>
       <w:r>
         <w:t xml:space="preserve">• </w:t>
-      </w:r>
-      <w:r>
-        <w:br/>
       </w:r>
       <w:r>
         <w:t>D. Eukaryotes have a membrane-bound nucleus; prokaryotes do not.</w:t>
       </w:r>
     </w:p>
     <w:p>
+      <w:pPr>
+        <w:keepNext/>
+        <w:keepLines/>
+      </w:pPr>
       <w:r>
         <w:t xml:space="preserve">• </w:t>
-      </w:r>
-      <w:r>
-        <w:br/>
       </w:r>
       <w:r>
         <w:t>Answer: D</w:t>
       </w:r>
     </w:p>
     <w:p>
+      <w:pPr>
+        <w:keepNext w:val="0"/>
+        <w:keepLines/>
+      </w:pPr>
       <w:r>
         <w:t xml:space="preserve">• </w:t>
-      </w:r>
-      <w:r>
-        <w:br/>
       </w:r>
       <w:r>
         <w:t>Why: The defining feature is the membrane-bound nucleus (and other organelles) found in eukaryotes but not prokaryotes.</w:t>
       </w:r>
     </w:p>
     <w:p>
+      <w:pPr>
+        <w:keepNext/>
+        <w:keepLines/>
+      </w:pPr>
       <w:r>
-        <w:t xml:space="preserve">• </w:t>
-      </w:r>
-      <w:r>
-        <w:br/>
+        <w:t xml:space="preserve">3. </w:t>
       </w:r>
       <w:r>
         <w:t>A cell is packed with mitochondria. This most likely means the cell:</w:t>
       </w:r>
+    </w:p>
+    <w:p>
+      <w:pPr>
+        <w:keepNext/>
+        <w:keepLines/>
+      </w:pPr>
       <w:r>
-        <w:br/>
+        <w:t xml:space="preserve">• </w:t>
       </w:r>
       <w:r>
         <w:t>A. has a high demand for usable energy</w:t>
       </w:r>
     </w:p>
     <w:p>
+      <w:pPr>
+        <w:keepNext/>
+        <w:keepLines/>
+      </w:pPr>
       <w:r>
         <w:t xml:space="preserve">• </w:t>
-      </w:r>
-      <w:r>
-        <w:br/>
       </w:r>
       <w:r>
         <w:t>B. does not use any energy</w:t>
       </w:r>
     </w:p>
     <w:p>
+      <w:pPr>
+        <w:keepNext/>
+        <w:keepLines/>
+      </w:pPr>
       <w:r>
         <w:t xml:space="preserve">• </w:t>
-      </w:r>
-      <w:r>
-        <w:br/>
       </w:r>
       <w:r>
         <w:t>C. performs only photosynthesis</w:t>
       </w:r>
     </w:p>
     <w:p>
+      <w:pPr>
+        <w:keepNext/>
+        <w:keepLines/>
+      </w:pPr>
       <w:r>
         <w:t xml:space="preserve">• </w:t>
-      </w:r>
-      <w:r>
-        <w:br/>
       </w:r>
       <w:r>
         <w:t>D. contains no DNA</w:t>
       </w:r>
     </w:p>
     <w:p>
+      <w:pPr>
+        <w:keepNext/>
+        <w:keepLines/>
+      </w:pPr>
       <w:r>
         <w:t xml:space="preserve">• </w:t>
-      </w:r>
-      <w:r>
-        <w:br/>
       </w:r>
       <w:r>
         <w:t>Answer: A</w:t>
       </w:r>
     </w:p>
     <w:p>
+      <w:pPr>
+        <w:keepNext w:val="0"/>
+        <w:keepLines/>
+      </w:pPr>
       <w:r>
         <w:t xml:space="preserve">• </w:t>
-      </w:r>
-      <w:r>
-        <w:br/>
       </w:r>
       <w:r>
         <w:t>Why: Mitochondria harvest usable energy, so energy-hungry cells such as muscle cells contain many of them.</w:t>
       </w:r>
     </w:p>
     <w:p>
+      <w:pPr>
+        <w:keepNext/>
+        <w:keepLines/>
+      </w:pPr>
       <w:r>
-        <w:t xml:space="preserve">• </w:t>
-      </w:r>
-      <w:r>
-        <w:br/>
+        <w:t xml:space="preserve">4. </w:t>
       </w:r>
       <w:r>
         <w:t>Which structure would you find in a plant cell but not an animal cell?</w:t>
       </w:r>
+    </w:p>
+    <w:p>
+      <w:pPr>
+        <w:keepNext/>
+        <w:keepLines/>
+      </w:pPr>
       <w:r>
-        <w:br/>
+        <w:t xml:space="preserve">• </w:t>
       </w:r>
       <w:r>
         <w:t>A. Nucleus</w:t>
       </w:r>
     </w:p>
     <w:p>
+      <w:pPr>
+        <w:keepNext/>
+        <w:keepLines/>
+      </w:pPr>
       <w:r>
         <w:t xml:space="preserve">• </w:t>
-      </w:r>
-      <w:r>
-        <w:br/>
       </w:r>
       <w:r>
         <w:t>B. Mitochondrion</w:t>
       </w:r>
     </w:p>
     <w:p>
+      <w:pPr>
+        <w:keepNext/>
+        <w:keepLines/>
+      </w:pPr>
       <w:r>
         <w:t xml:space="preserve">• </w:t>
-      </w:r>
-      <w:r>
-        <w:br/>
       </w:r>
       <w:r>
         <w:t>C. Chloroplast</w:t>
       </w:r>
     </w:p>
     <w:p>
+      <w:pPr>
+        <w:keepNext/>
+        <w:keepLines/>
+      </w:pPr>
       <w:r>
         <w:t xml:space="preserve">• </w:t>
-      </w:r>
-      <w:r>
-        <w:br/>
       </w:r>
       <w:r>
         <w:t>D. Cell membrane</w:t>
       </w:r>
     </w:p>
     <w:p>
+      <w:pPr>
+        <w:keepNext/>
+        <w:keepLines/>
+      </w:pPr>
       <w:r>
         <w:t xml:space="preserve">• </w:t>
-      </w:r>
-      <w:r>
-        <w:br/>
       </w:r>
       <w:r>
         <w:t>Answer: C</w:t>
       </w:r>
     </w:p>
     <w:p>
+      <w:pPr>
+        <w:keepNext w:val="0"/>
+        <w:keepLines/>
+      </w:pPr>
       <w:r>
         <w:t xml:space="preserve">• </w:t>
-      </w:r>
-      <w:r>
-        <w:br/>
       </w:r>
       <w:r>
         <w:t>Why: Chloroplasts carry out photosynthesis and are found in plants and algae, not in animal cells.</w:t>
@@ -739,7 +787,7 @@
       <w:rFonts w:asciiTheme="majorHAnsi" w:eastAsiaTheme="majorEastAsia" w:hAnsiTheme="majorHAnsi" w:cstheme="majorBidi"/>
       <w:b/>
       <w:bCs/>
-      <w:color w:val="365F91" w:themeColor="accent1" w:themeShade="BF"/>
+      <w:color w:val="000000"/>
       <w:sz w:val="28"/>
       <w:szCs w:val="28"/>
     </w:rPr>
@@ -763,7 +811,7 @@
       <w:rFonts w:asciiTheme="majorHAnsi" w:eastAsiaTheme="majorEastAsia" w:hAnsiTheme="majorHAnsi" w:cstheme="majorBidi"/>
       <w:b/>
       <w:bCs/>
-      <w:color w:val="4F81BD" w:themeColor="accent1"/>
+      <w:color w:val="000000"/>
       <w:sz w:val="26"/>
       <w:szCs w:val="26"/>
     </w:rPr>
@@ -787,7 +835,7 @@
       <w:rFonts w:asciiTheme="majorHAnsi" w:eastAsiaTheme="majorEastAsia" w:hAnsiTheme="majorHAnsi" w:cstheme="majorBidi"/>
       <w:b/>
       <w:bCs/>
-      <w:color w:val="4F81BD" w:themeColor="accent1"/>
+      <w:color w:val="000000"/>
     </w:rPr>
   </w:style>
   <w:style w:type="paragraph" w:styleId="Heading4">
@@ -812,7 +860,7 @@
       <w:bCs/>
       <w:i/>
       <w:iCs/>
-      <w:color w:val="4F81BD" w:themeColor="accent1"/>
+      <w:color w:val="000000"/>
     </w:rPr>
   </w:style>
   <w:style w:type="paragraph" w:styleId="Heading5">
@@ -833,7 +881,7 @@
     </w:pPr>
     <w:rPr>
       <w:rFonts w:asciiTheme="majorHAnsi" w:eastAsiaTheme="majorEastAsia" w:hAnsiTheme="majorHAnsi" w:cstheme="majorBidi"/>
-      <w:color w:val="243F60" w:themeColor="accent1" w:themeShade="7F"/>
+      <w:color w:val="000000"/>
     </w:rPr>
   </w:style>
   <w:style w:type="paragraph" w:styleId="Heading6">
@@ -856,7 +904,7 @@
       <w:rFonts w:asciiTheme="majorHAnsi" w:eastAsiaTheme="majorEastAsia" w:hAnsiTheme="majorHAnsi" w:cstheme="majorBidi"/>
       <w:i/>
       <w:iCs/>
-      <w:color w:val="243F60" w:themeColor="accent1" w:themeShade="7F"/>
+      <w:color w:val="000000"/>
     </w:rPr>
   </w:style>
   <w:style w:type="paragraph" w:styleId="Heading7">
@@ -1026,7 +1074,7 @@
     </w:pPr>
     <w:rPr>
       <w:rFonts w:asciiTheme="majorHAnsi" w:eastAsiaTheme="majorEastAsia" w:hAnsiTheme="majorHAnsi" w:cstheme="majorBidi"/>
-      <w:color w:val="17365D" w:themeColor="text2" w:themeShade="BF"/>
+      <w:color w:val="000000"/>
       <w:spacing w:val="5"/>
       <w:kern w:val="28"/>
       <w:sz w:val="52"/>
@@ -1065,7 +1113,7 @@
       <w:rFonts w:asciiTheme="majorHAnsi" w:eastAsiaTheme="majorEastAsia" w:hAnsiTheme="majorHAnsi" w:cstheme="majorBidi"/>
       <w:i/>
       <w:iCs/>
-      <w:color w:val="4F81BD" w:themeColor="accent1"/>
+      <w:color w:val="000000"/>
       <w:spacing w:val="15"/>
       <w:sz w:val="24"/>
       <w:szCs w:val="24"/>
